--- a/templates/SARL AU/SARL-AU_2026-03_Contrat-Domiciliation_Template.docx
+++ b/templates/SARL AU/SARL-AU_2026-03_Contrat-Domiciliation_Template.docx
@@ -184,7 +184,7 @@
                                 <w:u w:val="single"/>
                                 <w:lang w:val="fr-FR"/>
                               </w:rPr>
-                              <w:t xml:space="preserve"> ({{ CONTRAT_FORME_JURIDIQUE }})</w:t>
+                              <w:t xml:space="preserve"> ({{ SOCIETE_FORME_JURIDIQUE }})</w:t>
                             </w:r>
                           </w:p>
                         </w:txbxContent>
@@ -253,7 +253,7 @@
                           <w:u w:val="single"/>
                           <w:lang w:val="fr-FR"/>
                         </w:rPr>
-                        <w:t xml:space="preserve"> ({{ CONTRAT_FORME_JURIDIQUE }})</w:t>
+                        <w:t xml:space="preserve"> ({{ SOCIETE_FORME_JURIDIQUE }})</w:t>
                       </w:r>
                     </w:p>
                   </w:txbxContent>
@@ -1032,7 +1032,7 @@
                 <w:szCs w:val="14"/>
                 <w:lang w:val="fr-FR"/>
               </w:rPr>
-              <w:t>{{ CIVILITE_ASSOCIE }}</w:t>
+              <w:t>{{ ASSOCIE_CIVILITE }}</w:t>
             </w:r>
           </w:p>
         </w:tc>
@@ -1055,7 +1055,7 @@
                 <w:szCs w:val="14"/>
                 <w:lang w:val="fr-FR"/>
               </w:rPr>
-              <w:t>{{ PRENOM_ASSOCIE }} {{ NOM_ASSOCIE }}</w:t>
+              <w:t>{{ ASSOCIE_PRENOM }} {{ ASSOCIE_NOM }}</w:t>
             </w:r>
           </w:p>
         </w:tc>
@@ -1235,7 +1235,7 @@
                 <w:szCs w:val="14"/>
                 <w:lang w:val="fr-FR"/>
               </w:rPr>
-              <w:t>{{ NATIONALITE_ASSOCIE }}</w:t>
+              <w:t>{{ ASSOCIE_NATIONALITE }}</w:t>
             </w:r>
           </w:p>
         </w:tc>
@@ -1320,7 +1320,7 @@
                 <w:szCs w:val="14"/>
                 <w:lang w:val="fr-FR"/>
               </w:rPr>
-              <w:t>{{ NUMERO_CIN_ASSOCIE }}</w:t>
+              <w:t>{{ ASSOCIE_CIN }}</w:t>
             </w:r>
           </w:p>
         </w:tc>
@@ -1375,7 +1375,7 @@
                 <w:szCs w:val="14"/>
                 <w:lang w:val="fr-FR"/>
               </w:rPr>
-              <w:t>{{ ADRESSE_ASSOCIE }}</w:t>
+              <w:t>{{ ASSOCIE_ADRESSE }}</w:t>
             </w:r>
           </w:p>
         </w:tc>
@@ -1430,7 +1430,7 @@
                 <w:szCs w:val="14"/>
                 <w:lang w:val="fr-FR"/>
               </w:rPr>
-              <w:t>{{ QUALITE_ASSOCIE }}</w:t>
+              <w:t>{{ ASSOCIE_QUALITE }}</w:t>
             </w:r>
           </w:p>
         </w:tc>
@@ -1485,7 +1485,7 @@
                 <w:szCs w:val="14"/>
                 <w:lang w:val="fr-FR"/>
               </w:rPr>
-              <w:t>{{ TELEPHONE_ASSOCIE }}</w:t>
+              <w:t>{{ ASSOCIE_TELEPHONE }}</w:t>
             </w:r>
           </w:p>
         </w:tc>
@@ -1553,7 +1553,7 @@
                 <w:szCs w:val="14"/>
                 <w:lang w:val="fr-FR"/>
               </w:rPr>
-              <w:t>{{ EMAIL_ASSOCIE }}</w:t>
+              <w:t>{{ ASSOCIE_EMAIL }}</w:t>
             </w:r>
           </w:p>
         </w:tc>
@@ -1725,7 +1725,7 @@
           <w:szCs w:val="14"/>
           <w:lang w:val="fr-FR"/>
         </w:rPr>
-        <w:t>{{ DENOMINATION_SOCIALE }} {{ FORME_JURIDIQUE }},</w:t>
+        <w:t>{{ SOCIETE_RAISON_SOCIALE }} {{ SOCIETE_FORME_JURIDIQUE }},</w:t>
       </w:r>
       <w:r>
         <w:rPr>
@@ -1753,7 +1753,7 @@
           <w:szCs w:val="14"/>
           <w:lang w:val="fr-FR"/>
         </w:rPr>
-        <w:t>{{ NUMERO_ICE }},</w:t>
+        <w:t>{{ SOCIETE_ICE }},</w:t>
       </w:r>
       <w:r>
         <w:rPr>
@@ -2949,7 +2949,7 @@
           <w:szCs w:val="14"/>
           <w:lang w:val="fr-FR"/>
         </w:rPr>
-        <w:t>{{ DUREE_CONTRAT_MOIS }}</w:t>
+        <w:t>{{ CONTRAT_DUREE_MOIS }}</w:t>
       </w:r>
       <w:r>
         <w:rPr>
@@ -2977,7 +2977,7 @@
           <w:szCs w:val="14"/>
           <w:lang w:val="fr-FR"/>
         </w:rPr>
-        <w:t>{{ DATE_DEBUT_CONTRAT }}</w:t>
+        <w:t>{{ CONTRAT_DATE_DEBUT }}</w:t>
       </w:r>
       <w:r>
         <w:rPr>
@@ -3005,7 +3005,7 @@
           <w:szCs w:val="14"/>
           <w:lang w:val="fr-FR"/>
         </w:rPr>
-        <w:t>{{ DATE_FIN_CONTRAT }}</w:t>
+        <w:t>{{ CONTRAT_DATE_FIN }}</w:t>
       </w:r>
       <w:r>
         <w:rPr>
@@ -4429,7 +4429,7 @@
           <w:szCs w:val="14"/>
           <w:lang w:val="fr-FR"/>
         </w:rPr>
-        <w:t>{{CIVIL}} {{PRENOM}} {{NOM}},</w:t>
+        <w:t>{{ ASSOCIE_CIVILITE }} {{ ASSOCIE_PRENOM }} {{ ASSOCIE_NOM }},</w:t>
       </w:r>
       <w:r>
         <w:rPr>
@@ -4457,7 +4457,7 @@
           <w:szCs w:val="14"/>
           <w:lang w:val="fr-FR"/>
         </w:rPr>
-        <w:t>« {{DEN_STE}} {{FORME_JUR}} »</w:t>
+        <w:t>« {{ SOCIETE_RAISON_SOCIALE }} {{ SOCIETE_FORME_JURIDIQUE }} »</w:t>
       </w:r>
       <w:r>
         <w:rPr>
@@ -4526,7 +4526,7 @@
           <w:szCs w:val="14"/>
           <w:lang w:val="fr-FR"/>
         </w:rPr>
-        <w:t>{{DEN_STE}} {{FORME_JUR}}.</w:t>
+        <w:t>{{ SOCIETE_RAISON_SOCIALE }} {{ SOCIETE_FORME_JURIDIQUE }}.</w:t>
       </w:r>
     </w:p>
     <w:p>
@@ -5032,7 +5032,7 @@
                                 <w:szCs w:val="16"/>
                                 <w:lang w:val="fr-FR"/>
                               </w:rPr>
-                              <w:t xml:space="preserve">{{ DENOMINATION_SOCIALE }} {{ FORME_JURIDIQUE }} </w:t>
+                              <w:t xml:space="preserve">{{ SOCIETE_RAISON_SOCIALE }} {{ SOCIETE_FORME_JURIDIQUE }} </w:t>
                             </w:r>
                             <w:r>
                               <w:rPr>
@@ -5051,7 +5051,7 @@
                                 <w:szCs w:val="16"/>
                                 <w:lang w:val="fr-FR"/>
                               </w:rPr>
-                              <w:t>{{ CIVILITE_ASSOCIE }} {{ PRENOM_ASSOCIE }} {{ NOM_ASSOCIE }}</w:t>
+                              <w:t>{{ ASSOCIE_CIVILITE }} {{ ASSOCIE_PRENOM }} {{ ASSOCIE_NOM }}</w:t>
                             </w:r>
                           </w:p>
                         </w:txbxContent>
@@ -5094,7 +5094,7 @@
                           <w:szCs w:val="16"/>
                           <w:lang w:val="fr-FR"/>
                         </w:rPr>
-                        <w:t xml:space="preserve">{{ DENOMINATION_SOCIALE }} {{ FORME_JURIDIQUE }} </w:t>
+                        <w:t xml:space="preserve">{{ SOCIETE_RAISON_SOCIALE }} {{ SOCIETE_FORME_JURIDIQUE }} </w:t>
                       </w:r>
                       <w:r>
                         <w:rPr>
@@ -5113,7 +5113,7 @@
                           <w:szCs w:val="16"/>
                           <w:lang w:val="fr-FR"/>
                         </w:rPr>
-                        <w:t>{{ CIVILITE_ASSOCIE }} {{ PRENOM_ASSOCIE }} {{ NOM_ASSOCIE }}</w:t>
+                        <w:t>{{ ASSOCIE_CIVILITE }} {{ ASSOCIE_PRENOM }} {{ ASSOCIE_NOM }}</w:t>
                       </w:r>
                     </w:p>
                   </w:txbxContent>

--- a/templates/SARL AU/SARL-AU_2026-03_Contrat-Domiciliation_Template.docx
+++ b/templates/SARL AU/SARL-AU_2026-03_Contrat-Domiciliation_Template.docx
@@ -719,23 +719,23 @@
           <w:szCs w:val="14"/>
           <w:lang w:val="fr-FR"/>
         </w:rPr>
-        <w:t>ET,</w:t>
-      </w:r>
-      <w:r>
-        <w:rPr>
-          <w:sz w:val="14"/>
-          <w:szCs w:val="14"/>
-          <w:lang w:val="fr-FR"/>
-        </w:rPr>
-        <w:t xml:space="preserve"> </w:t>
-      </w:r>
-      <w:r>
-        <w:rPr>
-          <w:sz w:val="14"/>
-          <w:szCs w:val="14"/>
-          <w:lang w:val="fr-FR"/>
-        </w:rPr>
-        <w:t xml:space="preserve">La   Société </w:t>
+        <w:t>ET, La   Société « {{ DENOMINATION_SOCIALE }} {{ FORME_JURIDIQUE }} », en   cours   de   formation, inscrite   à l’OMPIC  sous l’ICE N° {{ SOCIETE_ICE }}, représentée par son Gérant : </w:t>
+      </w:r>
+      <w:r>
+        <w:rPr>
+          <w:sz w:val="14"/>
+          <w:szCs w:val="14"/>
+          <w:lang w:val="fr-FR"/>
+        </w:rPr>
+        <w:t xml:space="preserve"/>
+      </w:r>
+      <w:r>
+        <w:rPr>
+          <w:sz w:val="14"/>
+          <w:szCs w:val="14"/>
+          <w:lang w:val="fr-FR"/>
+        </w:rPr>
+        <w:t xml:space="preserve"/>
       </w:r>
       <w:r>
         <w:rPr>
@@ -746,7 +746,7 @@
           <w:szCs w:val="14"/>
           <w:lang w:val="fr-FR"/>
         </w:rPr>
-        <w:t xml:space="preserve">« </w:t>
+        <w:t xml:space="preserve"/>
       </w:r>
       <w:proofErr w:type="gramStart"/>
       <w:r>
@@ -758,7 +758,7 @@
           <w:szCs w:val="14"/>
           <w:lang w:val="fr-FR"/>
         </w:rPr>
-        <w:t>{{ DENOMINATION</w:t>
+        <w:t/>
       </w:r>
       <w:proofErr w:type="gramEnd"/>
       <w:r>
@@ -770,7 +770,7 @@
           <w:szCs w:val="14"/>
           <w:lang w:val="fr-FR"/>
         </w:rPr>
-        <w:t>_</w:t>
+        <w:t/>
       </w:r>
       <w:proofErr w:type="gramStart"/>
       <w:r>
@@ -782,7 +782,7 @@
           <w:szCs w:val="14"/>
           <w:lang w:val="fr-FR"/>
         </w:rPr>
-        <w:t>SOCIALE }</w:t>
+        <w:t/>
       </w:r>
       <w:proofErr w:type="gramEnd"/>
       <w:r>
@@ -794,7 +794,7 @@
           <w:szCs w:val="14"/>
           <w:lang w:val="fr-FR"/>
         </w:rPr>
-        <w:t xml:space="preserve">} </w:t>
+        <w:t xml:space="preserve"/>
       </w:r>
       <w:proofErr w:type="gramStart"/>
       <w:r>
@@ -806,7 +806,7 @@
           <w:szCs w:val="14"/>
           <w:lang w:val="fr-FR"/>
         </w:rPr>
-        <w:t>{{ FORME</w:t>
+        <w:t/>
       </w:r>
       <w:proofErr w:type="gramEnd"/>
       <w:r>
@@ -818,7 +818,7 @@
           <w:szCs w:val="14"/>
           <w:lang w:val="fr-FR"/>
         </w:rPr>
-        <w:t>_</w:t>
+        <w:t/>
       </w:r>
       <w:proofErr w:type="gramStart"/>
       <w:r>
@@ -830,7 +830,7 @@
           <w:szCs w:val="14"/>
           <w:lang w:val="fr-FR"/>
         </w:rPr>
-        <w:t>JURIDIQUE }</w:t>
+        <w:t/>
       </w:r>
       <w:proofErr w:type="gramEnd"/>
       <w:r>
@@ -842,23 +842,23 @@
           <w:szCs w:val="14"/>
           <w:lang w:val="fr-FR"/>
         </w:rPr>
-        <w:t>} »</w:t>
-      </w:r>
-      <w:r>
-        <w:rPr>
-          <w:sz w:val="14"/>
-          <w:szCs w:val="14"/>
-          <w:lang w:val="fr-FR"/>
-        </w:rPr>
-        <w:t xml:space="preserve">, en   cours   de   formation, inscrite   </w:t>
-      </w:r>
-      <w:r>
-        <w:rPr>
-          <w:sz w:val="14"/>
-          <w:szCs w:val="14"/>
-          <w:lang w:val="fr-FR"/>
-        </w:rPr>
-        <w:t xml:space="preserve">à </w:t>
+        <w:t/>
+      </w:r>
+      <w:r>
+        <w:rPr>
+          <w:sz w:val="14"/>
+          <w:szCs w:val="14"/>
+          <w:lang w:val="fr-FR"/>
+        </w:rPr>
+        <w:t xml:space="preserve"/>
+      </w:r>
+      <w:r>
+        <w:rPr>
+          <w:sz w:val="14"/>
+          <w:szCs w:val="14"/>
+          <w:lang w:val="fr-FR"/>
+        </w:rPr>
+        <w:t xml:space="preserve"/>
       </w:r>
       <w:proofErr w:type="gramStart"/>
       <w:r>
@@ -867,23 +867,23 @@
           <w:szCs w:val="14"/>
           <w:lang w:val="fr-FR"/>
         </w:rPr>
-        <w:t>l’OMPIC</w:t>
-      </w:r>
-      <w:r>
-        <w:rPr>
-          <w:sz w:val="14"/>
-          <w:szCs w:val="14"/>
-          <w:lang w:val="fr-FR"/>
-        </w:rPr>
-        <w:t xml:space="preserve"> </w:t>
-      </w:r>
-      <w:r>
-        <w:rPr>
-          <w:sz w:val="14"/>
-          <w:szCs w:val="14"/>
-          <w:lang w:val="fr-FR"/>
-        </w:rPr>
-        <w:t xml:space="preserve"> sous</w:t>
+        <w:t/>
+      </w:r>
+      <w:r>
+        <w:rPr>
+          <w:sz w:val="14"/>
+          <w:szCs w:val="14"/>
+          <w:lang w:val="fr-FR"/>
+        </w:rPr>
+        <w:t xml:space="preserve"/>
+      </w:r>
+      <w:r>
+        <w:rPr>
+          <w:sz w:val="14"/>
+          <w:szCs w:val="14"/>
+          <w:lang w:val="fr-FR"/>
+        </w:rPr>
+        <w:t xml:space="preserve"/>
       </w:r>
       <w:proofErr w:type="gramEnd"/>
       <w:r>
@@ -892,23 +892,23 @@
           <w:szCs w:val="14"/>
           <w:lang w:val="fr-FR"/>
         </w:rPr>
-        <w:t xml:space="preserve"> </w:t>
-      </w:r>
-      <w:r>
-        <w:rPr>
-          <w:sz w:val="14"/>
-          <w:szCs w:val="14"/>
-          <w:lang w:val="fr-FR"/>
-        </w:rPr>
-        <w:t>l’ICE</w:t>
-      </w:r>
-      <w:r>
-        <w:rPr>
-          <w:sz w:val="14"/>
-          <w:szCs w:val="14"/>
-          <w:lang w:val="fr-FR"/>
-        </w:rPr>
-        <w:t xml:space="preserve"> </w:t>
+        <w:t xml:space="preserve"/>
+      </w:r>
+      <w:r>
+        <w:rPr>
+          <w:sz w:val="14"/>
+          <w:szCs w:val="14"/>
+          <w:lang w:val="fr-FR"/>
+        </w:rPr>
+        <w:t/>
+      </w:r>
+      <w:r>
+        <w:rPr>
+          <w:sz w:val="14"/>
+          <w:szCs w:val="14"/>
+          <w:lang w:val="fr-FR"/>
+        </w:rPr>
+        <w:t xml:space="preserve"/>
       </w:r>
       <w:r>
         <w:rPr>
@@ -919,7 +919,7 @@
           <w:szCs w:val="14"/>
           <w:lang w:val="fr-FR"/>
         </w:rPr>
-        <w:t xml:space="preserve">N° </w:t>
+        <w:t xml:space="preserve"/>
       </w:r>
       <w:proofErr w:type="gramStart"/>
       <w:r>
@@ -931,7 +931,7 @@
           <w:szCs w:val="14"/>
           <w:lang w:val="fr-FR"/>
         </w:rPr>
-        <w:t>{{ NUMERO</w:t>
+        <w:t/>
       </w:r>
       <w:proofErr w:type="gramEnd"/>
       <w:r>
@@ -943,7 +943,7 @@
           <w:szCs w:val="14"/>
           <w:lang w:val="fr-FR"/>
         </w:rPr>
-        <w:t>_</w:t>
+        <w:t/>
       </w:r>
       <w:proofErr w:type="gramStart"/>
       <w:r>
@@ -955,7 +955,7 @@
           <w:szCs w:val="14"/>
           <w:lang w:val="fr-FR"/>
         </w:rPr>
-        <w:t>ICE }</w:t>
+        <w:t/>
       </w:r>
       <w:proofErr w:type="gramEnd"/>
       <w:r>
@@ -967,7 +967,7 @@
           <w:szCs w:val="14"/>
           <w:lang w:val="fr-FR"/>
         </w:rPr>
-        <w:t>}</w:t>
+        <w:t/>
       </w:r>
       <w:r>
         <w:rPr>
@@ -976,23 +976,23 @@
           <w:szCs w:val="14"/>
           <w:lang w:val="fr-FR"/>
         </w:rPr>
-        <w:t xml:space="preserve">, </w:t>
-      </w:r>
-      <w:r>
-        <w:rPr>
-          <w:sz w:val="14"/>
-          <w:szCs w:val="14"/>
-          <w:lang w:val="fr-FR"/>
-        </w:rPr>
-        <w:t>représentée par son Gérant</w:t>
-      </w:r>
-      <w:r>
-        <w:rPr>
-          <w:sz w:val="14"/>
-          <w:szCs w:val="14"/>
-          <w:lang w:val="fr-FR"/>
-        </w:rPr>
-        <w:t xml:space="preserve"> : </w:t>
+        <w:t xml:space="preserve"/>
+      </w:r>
+      <w:r>
+        <w:rPr>
+          <w:sz w:val="14"/>
+          <w:szCs w:val="14"/>
+          <w:lang w:val="fr-FR"/>
+        </w:rPr>
+        <w:t/>
+      </w:r>
+      <w:r>
+        <w:rPr>
+          <w:sz w:val="14"/>
+          <w:szCs w:val="14"/>
+          <w:lang w:val="fr-FR"/>
+        </w:rPr>
+        <w:t xml:space="preserve"/>
       </w:r>
     </w:p>
     <w:tbl>
@@ -1111,7 +1111,7 @@
                 <w:szCs w:val="14"/>
                 <w:lang w:val="fr-FR"/>
               </w:rPr>
-              <w:t>{{ DATE</w:t>
+              <w:t>{{ ASSOCIE_DATE_NAISSANCE }} à {{ LIEU_NAISSANCE_ASSOCIE }}</w:t>
             </w:r>
             <w:proofErr w:type="gramEnd"/>
             <w:r>
@@ -1120,7 +1120,7 @@
                 <w:szCs w:val="14"/>
                 <w:lang w:val="fr-FR"/>
               </w:rPr>
-              <w:t>_NAISSANCE_</w:t>
+              <w:t/>
             </w:r>
             <w:proofErr w:type="gramStart"/>
             <w:r>
@@ -1129,7 +1129,7 @@
                 <w:szCs w:val="14"/>
                 <w:lang w:val="fr-FR"/>
               </w:rPr>
-              <w:t>ASSOCIE }</w:t>
+              <w:t/>
             </w:r>
             <w:proofErr w:type="gramEnd"/>
             <w:r>
@@ -1138,7 +1138,7 @@
                 <w:szCs w:val="14"/>
                 <w:lang w:val="fr-FR"/>
               </w:rPr>
-              <w:t>}</w:t>
+              <w:t/>
             </w:r>
             <w:r>
               <w:rPr>
@@ -1146,7 +1146,7 @@
                 <w:szCs w:val="14"/>
                 <w:lang w:val="fr-FR"/>
               </w:rPr>
-              <w:t xml:space="preserve"> à </w:t>
+              <w:t xml:space="preserve"/>
             </w:r>
             <w:proofErr w:type="gramStart"/>
             <w:r>
@@ -1155,7 +1155,7 @@
                 <w:szCs w:val="14"/>
                 <w:lang w:val="fr-FR"/>
               </w:rPr>
-              <w:t xml:space="preserve">{{ </w:t>
+              <w:t xml:space="preserve"/>
             </w:r>
             <w:r>
               <w:rPr>
@@ -1163,7 +1163,7 @@
                 <w:szCs w:val="14"/>
                 <w:lang w:val="fr-FR"/>
               </w:rPr>
-              <w:t>LIEU</w:t>
+              <w:t/>
             </w:r>
             <w:proofErr w:type="gramEnd"/>
             <w:r>
@@ -1172,7 +1172,7 @@
                 <w:szCs w:val="14"/>
                 <w:lang w:val="fr-FR"/>
               </w:rPr>
-              <w:t>_</w:t>
+              <w:t/>
             </w:r>
             <w:r>
               <w:rPr>
@@ -1180,7 +1180,7 @@
                 <w:szCs w:val="14"/>
                 <w:lang w:val="fr-FR"/>
               </w:rPr>
-              <w:t>NAISSANCE_ASSOCIE }}</w:t>
+              <w:t/>
             </w:r>
           </w:p>
         </w:tc>
@@ -4625,7 +4625,7 @@
                                 <w:szCs w:val="14"/>
                                 <w:lang w:val="fr-FR"/>
                               </w:rPr>
-                              <w:t>Centre d’affaires CENTIRIO</w:t>
+                              <w:t>Centre d’affaires CENTIRIO SARL AU REPRESENTEE PAR Mr Abdeljalil RIHANACentre d’affaires CENTIRIO SARL AU REPRESENTEE PAR Mr Abdeljalil RIHANAFait à Casablanca, Le : {{ CONTRAT_DATE }}</w:t>
                             </w:r>
                             <w:r>
                               <w:rPr>
@@ -4636,7 +4636,7 @@
                                 <w:szCs w:val="14"/>
                                 <w:lang w:val="fr-FR"/>
                               </w:rPr>
-                              <w:t xml:space="preserve"> SARL</w:t>
+                              <w:t xml:space="preserve"/>
                             </w:r>
                             <w:r>
                               <w:rPr>
@@ -4647,7 +4647,7 @@
                                 <w:szCs w:val="14"/>
                                 <w:lang w:val="fr-FR"/>
                               </w:rPr>
-                              <w:t xml:space="preserve"> AU</w:t>
+                              <w:t xml:space="preserve"/>
                             </w:r>
                             <w:r>
                               <w:rPr>
@@ -4656,7 +4656,7 @@
                                 <w:szCs w:val="16"/>
                                 <w:lang w:val="fr-FR"/>
                               </w:rPr>
-                              <w:t xml:space="preserve"> </w:t>
+                              <w:t xml:space="preserve"/>
                             </w:r>
                             <w:r>
                               <w:rPr>
@@ -4664,7 +4664,7 @@
                                 <w:szCs w:val="16"/>
                                 <w:lang w:val="fr-FR"/>
                               </w:rPr>
-                              <w:t xml:space="preserve">REPRESENTEE PAR </w:t>
+                              <w:t xml:space="preserve"/>
                             </w:r>
                             <w:r>
                               <w:rPr>
@@ -4674,7 +4674,7 @@
                                 <w:szCs w:val="16"/>
                                 <w:lang w:val="fr-FR"/>
                               </w:rPr>
-                              <w:t>Mr Abdeljalil RIHANA</w:t>
+                              <w:t/>
                             </w:r>
                           </w:p>
                         </w:txbxContent>
@@ -4718,7 +4718,7 @@
                           <w:szCs w:val="14"/>
                           <w:lang w:val="fr-FR"/>
                         </w:rPr>
-                        <w:t>Centre d’affaires CENTIRIO</w:t>
+                        <w:t/>
                       </w:r>
                       <w:r>
                         <w:rPr>
@@ -4729,7 +4729,7 @@
                           <w:szCs w:val="14"/>
                           <w:lang w:val="fr-FR"/>
                         </w:rPr>
-                        <w:t xml:space="preserve"> SARL</w:t>
+                        <w:t xml:space="preserve"/>
                       </w:r>
                       <w:r>
                         <w:rPr>
@@ -4740,7 +4740,7 @@
                           <w:szCs w:val="14"/>
                           <w:lang w:val="fr-FR"/>
                         </w:rPr>
-                        <w:t xml:space="preserve"> AU</w:t>
+                        <w:t xml:space="preserve"/>
                       </w:r>
                       <w:r>
                         <w:rPr>
@@ -4749,7 +4749,7 @@
                           <w:szCs w:val="16"/>
                           <w:lang w:val="fr-FR"/>
                         </w:rPr>
-                        <w:t xml:space="preserve"> </w:t>
+                        <w:t xml:space="preserve"/>
                       </w:r>
                       <w:r>
                         <w:rPr>
@@ -4757,7 +4757,7 @@
                           <w:szCs w:val="16"/>
                           <w:lang w:val="fr-FR"/>
                         </w:rPr>
-                        <w:t xml:space="preserve">REPRESENTEE PAR </w:t>
+                        <w:t xml:space="preserve"/>
                       </w:r>
                       <w:r>
                         <w:rPr>
@@ -4767,7 +4767,7 @@
                           <w:szCs w:val="16"/>
                           <w:lang w:val="fr-FR"/>
                         </w:rPr>
-                        <w:t>Mr Abdeljalil RIHANA</w:t>
+                        <w:t/>
                       </w:r>
                     </w:p>
                   </w:txbxContent>
@@ -4783,31 +4783,31 @@
           <w:szCs w:val="14"/>
           <w:lang w:val="fr-FR"/>
         </w:rPr>
-        <w:t xml:space="preserve">Fait </w:t>
-      </w:r>
-      <w:r>
-        <w:rPr>
-          <w:sz w:val="14"/>
-          <w:szCs w:val="14"/>
-          <w:lang w:val="fr-FR"/>
-        </w:rPr>
-        <w:t>à Casablanca</w:t>
-      </w:r>
-      <w:r>
-        <w:rPr>
-          <w:sz w:val="14"/>
-          <w:szCs w:val="14"/>
-          <w:lang w:val="fr-FR"/>
-        </w:rPr>
-        <w:t xml:space="preserve">, </w:t>
-      </w:r>
-      <w:r>
-        <w:rPr>
-          <w:sz w:val="14"/>
-          <w:szCs w:val="14"/>
-          <w:lang w:val="fr-FR"/>
-        </w:rPr>
-        <w:t xml:space="preserve">Le : </w:t>
+        <w:t xml:space="preserve"/>
+      </w:r>
+      <w:r>
+        <w:rPr>
+          <w:sz w:val="14"/>
+          <w:szCs w:val="14"/>
+          <w:lang w:val="fr-FR"/>
+        </w:rPr>
+        <w:t/>
+      </w:r>
+      <w:r>
+        <w:rPr>
+          <w:sz w:val="14"/>
+          <w:szCs w:val="14"/>
+          <w:lang w:val="fr-FR"/>
+        </w:rPr>
+        <w:t xml:space="preserve"/>
+      </w:r>
+      <w:r>
+        <w:rPr>
+          <w:sz w:val="14"/>
+          <w:szCs w:val="14"/>
+          <w:lang w:val="fr-FR"/>
+        </w:rPr>
+        <w:t xml:space="preserve"/>
       </w:r>
       <w:proofErr w:type="gramStart"/>
       <w:r>
@@ -4819,7 +4819,7 @@
           <w:szCs w:val="14"/>
           <w:lang w:val="fr-FR"/>
         </w:rPr>
-        <w:t>{{ DATE</w:t>
+        <w:t/>
       </w:r>
       <w:proofErr w:type="gramEnd"/>
       <w:r>
@@ -4831,7 +4831,7 @@
           <w:szCs w:val="14"/>
           <w:lang w:val="fr-FR"/>
         </w:rPr>
-        <w:t>_</w:t>
+        <w:t/>
       </w:r>
       <w:proofErr w:type="gramStart"/>
       <w:r>
@@ -4843,7 +4843,7 @@
           <w:szCs w:val="14"/>
           <w:lang w:val="fr-FR"/>
         </w:rPr>
-        <w:t>CONTRAT }</w:t>
+        <w:t/>
       </w:r>
       <w:proofErr w:type="gramEnd"/>
       <w:r>
@@ -4855,7 +4855,7 @@
           <w:szCs w:val="14"/>
           <w:lang w:val="fr-FR"/>
         </w:rPr>
-        <w:t>}</w:t>
+        <w:t/>
       </w:r>
     </w:p>
     <w:p>

--- a/templates/SARL AU/SARL-AU_2026-03_Contrat-Domiciliation_Template.docx
+++ b/templates/SARL AU/SARL-AU_2026-03_Contrat-Domiciliation_Template.docx
@@ -719,7 +719,7 @@
           <w:szCs w:val="14"/>
           <w:lang w:val="fr-FR"/>
         </w:rPr>
-        <w:t>ET, La   Société « {{ DENOMINATION_SOCIALE }} {{ FORME_JURIDIQUE }} », en   cours   de   formation, inscrite   à l’OMPIC  sous l’ICE N° {{ SOCIETE_ICE }}, représentée par son Gérant : </w:t>
+        <w:t>ET, La   Société « {{ SOCIETE_RAISON_SOCIALE }} {{ SOCIETE_FORME_JURIDIQUE }} », en   cours   de   formation, inscrite   à l’OMPIC  sous l’ICE N° {{ SOCIETE_ICE }}, représentée par son Gérant : </w:t>
       </w:r>
       <w:r>
         <w:rPr>
@@ -1111,7 +1111,7 @@
                 <w:szCs w:val="14"/>
                 <w:lang w:val="fr-FR"/>
               </w:rPr>
-              <w:t>{{ ASSOCIE_DATE_NAISSANCE }} à {{ LIEU_NAISSANCE_ASSOCIE }}</w:t>
+              <w:t>{{ ASSOCIE_DATE_NAISSANCE }} à {{ ASSOCIE_LIEU_NAISSANCE }}</w:t>
             </w:r>
             <w:proofErr w:type="gramEnd"/>
             <w:r>
@@ -3118,7 +3118,7 @@
           <w:szCs w:val="14"/>
           <w:lang w:val="fr-FR"/>
         </w:rPr>
-        <w:t xml:space="preserve">Pendant la période initiale prévue au contrat, le présent contrat de domiciliation est conclu moyennant un </w:t>
+        <w:t xml:space="preserve">Pendant la période initiale prévue au contrat, le présent contrat de domiciliation est conclu moyennant un pack de démarrage d’un montant total de {{ CONTRAT_PACK_MONTANT_TTC }} DH, soit un loyer mensuel de {{ CONTRAT_LOYER_HT }} DH. Ce montant couvre l’ensemble des prestations prévues à l’article 2 du présent contrat.</w:t>
       </w:r>
       <w:r>
         <w:rPr>
@@ -3127,15 +3127,15 @@
           <w:u w:val="single"/>
           <w:lang w:val="fr-FR"/>
         </w:rPr>
-        <w:t>pack de démarrage</w:t>
-      </w:r>
-      <w:r>
-        <w:rPr>
-          <w:sz w:val="14"/>
-          <w:szCs w:val="14"/>
-          <w:lang w:val="fr-FR"/>
-        </w:rPr>
-        <w:t xml:space="preserve"> d’un montant </w:t>
+        <w:t/>
+      </w:r>
+      <w:r>
+        <w:rPr>
+          <w:sz w:val="14"/>
+          <w:szCs w:val="14"/>
+          <w:lang w:val="fr-FR"/>
+        </w:rPr>
+        <w:t xml:space="preserve"/>
       </w:r>
       <w:r>
         <w:rPr>
@@ -3146,7 +3146,7 @@
           <w:szCs w:val="14"/>
           <w:lang w:val="fr-FR"/>
         </w:rPr>
-        <w:t>total de</w:t>
+        <w:t/>
       </w:r>
       <w:r>
         <w:rPr>
@@ -3157,7 +3157,7 @@
           <w:szCs w:val="14"/>
           <w:lang w:val="fr-FR"/>
         </w:rPr>
-        <w:t xml:space="preserve"> </w:t>
+        <w:t xml:space="preserve"/>
       </w:r>
       <w:proofErr w:type="gramStart"/>
       <w:r>
@@ -3169,7 +3169,7 @@
           <w:szCs w:val="14"/>
           <w:lang w:val="fr-FR"/>
         </w:rPr>
-        <w:t>{{ PACK</w:t>
+        <w:t/>
       </w:r>
       <w:proofErr w:type="gramEnd"/>
       <w:r>
@@ -3181,7 +3181,7 @@
           <w:szCs w:val="14"/>
           <w:lang w:val="fr-FR"/>
         </w:rPr>
-        <w:t>_DEMARRAGE_TOTAL_</w:t>
+        <w:t/>
       </w:r>
       <w:proofErr w:type="gramStart"/>
       <w:r>
@@ -3193,7 +3193,7 @@
           <w:szCs w:val="14"/>
           <w:lang w:val="fr-FR"/>
         </w:rPr>
-        <w:t>TTC</w:t>
+        <w:t/>
       </w:r>
       <w:r>
         <w:rPr>
@@ -3204,7 +3204,7 @@
           <w:szCs w:val="14"/>
           <w:lang w:val="fr-FR"/>
         </w:rPr>
-        <w:t xml:space="preserve"> </w:t>
+        <w:t xml:space="preserve"/>
       </w:r>
       <w:r>
         <w:rPr>
@@ -3215,7 +3215,7 @@
           <w:szCs w:val="14"/>
           <w:lang w:val="fr-FR"/>
         </w:rPr>
-        <w:t>}</w:t>
+        <w:t/>
       </w:r>
       <w:proofErr w:type="gramEnd"/>
       <w:r>
@@ -3227,7 +3227,7 @@
           <w:szCs w:val="14"/>
           <w:lang w:val="fr-FR"/>
         </w:rPr>
-        <w:t>} D</w:t>
+        <w:t/>
       </w:r>
       <w:r>
         <w:rPr>
@@ -3238,7 +3238,7 @@
           <w:szCs w:val="14"/>
           <w:lang w:val="fr-FR"/>
         </w:rPr>
-        <w:t>H</w:t>
+        <w:t/>
       </w:r>
       <w:r>
         <w:rPr>
@@ -3249,17 +3249,17 @@
           <w:szCs w:val="14"/>
           <w:lang w:val="fr-FR"/>
         </w:rPr>
-        <w:t>,</w:t>
-      </w:r>
-      <w:r>
-        <w:rPr>
-          <w:b/>
-          <w:bCs/>
-          <w:sz w:val="14"/>
-          <w:szCs w:val="14"/>
-          <w:lang w:val="fr-FR"/>
-        </w:rPr>
-        <w:t xml:space="preserve"> soit un </w:t>
+        <w:t/>
+      </w:r>
+      <w:r>
+        <w:rPr>
+          <w:b/>
+          <w:bCs/>
+          <w:sz w:val="14"/>
+          <w:szCs w:val="14"/>
+          <w:lang w:val="fr-FR"/>
+        </w:rPr>
+        <w:t xml:space="preserve"/>
       </w:r>
       <w:r>
         <w:rPr>
@@ -3270,7 +3270,7 @@
           <w:szCs w:val="14"/>
           <w:lang w:val="fr-FR"/>
         </w:rPr>
-        <w:t xml:space="preserve">loyer mensuel de </w:t>
+        <w:t xml:space="preserve"/>
       </w:r>
       <w:proofErr w:type="gramStart"/>
       <w:r>
@@ -3282,7 +3282,7 @@
           <w:szCs w:val="14"/>
           <w:lang w:val="fr-FR"/>
         </w:rPr>
-        <w:t>{{</w:t>
+        <w:t/>
       </w:r>
       <w:r>
         <w:rPr>
@@ -3293,7 +3293,7 @@
           <w:szCs w:val="14"/>
           <w:lang w:val="fr-FR"/>
         </w:rPr>
-        <w:t xml:space="preserve"> </w:t>
+        <w:t xml:space="preserve"/>
       </w:r>
       <w:r>
         <w:rPr>
@@ -3304,7 +3304,7 @@
           <w:szCs w:val="14"/>
           <w:lang w:val="fr-FR"/>
         </w:rPr>
-        <w:t>PACK</w:t>
+        <w:t/>
       </w:r>
       <w:proofErr w:type="gramEnd"/>
       <w:r>
@@ -3316,7 +3316,7 @@
           <w:szCs w:val="14"/>
           <w:lang w:val="fr-FR"/>
         </w:rPr>
-        <w:t>_DEMARRAGE_LOYER_</w:t>
+        <w:t/>
       </w:r>
       <w:proofErr w:type="gramStart"/>
       <w:r>
@@ -3328,7 +3328,7 @@
           <w:szCs w:val="14"/>
           <w:lang w:val="fr-FR"/>
         </w:rPr>
-        <w:t>MENSUEL }</w:t>
+        <w:t/>
       </w:r>
       <w:proofErr w:type="gramEnd"/>
       <w:r>
@@ -3340,7 +3340,7 @@
           <w:szCs w:val="14"/>
           <w:lang w:val="fr-FR"/>
         </w:rPr>
-        <w:t xml:space="preserve">} </w:t>
+        <w:t xml:space="preserve"/>
       </w:r>
       <w:r>
         <w:rPr>
@@ -3351,15 +3351,15 @@
           <w:szCs w:val="14"/>
           <w:lang w:val="fr-FR"/>
         </w:rPr>
-        <w:t xml:space="preserve">DH. </w:t>
-      </w:r>
-      <w:r>
-        <w:rPr>
-          <w:sz w:val="14"/>
-          <w:szCs w:val="14"/>
-          <w:lang w:val="fr-FR"/>
-        </w:rPr>
-        <w:t>Ce montant couvre l’ensemble des prestations prévues à l’article 2 du présent contrat.</w:t>
+        <w:t xml:space="preserve"/>
+      </w:r>
+      <w:r>
+        <w:rPr>
+          <w:sz w:val="14"/>
+          <w:szCs w:val="14"/>
+          <w:lang w:val="fr-FR"/>
+        </w:rPr>
+        <w:t/>
       </w:r>
     </w:p>
     <w:p>
@@ -3514,7 +3514,7 @@
           <w:szCs w:val="14"/>
           <w:lang w:val="fr-FR"/>
         </w:rPr>
-        <w:t xml:space="preserve">Le loyer de renouvellement est fixé à </w:t>
+        <w:t xml:space="preserve">Le loyer de renouvellement est fixé à {{ CONTRAT_RENOUV_LOYER_HT }} DH par mois, portant le montant annuel à {{ CONTRAT_RENOUV_ANNUEL_TTC }} DH.</w:t>
       </w:r>
       <w:proofErr w:type="gramStart"/>
       <w:r>
@@ -3526,7 +3526,7 @@
           <w:szCs w:val="14"/>
           <w:lang w:val="fr-FR"/>
         </w:rPr>
-        <w:t>{{ RENOUVELLEMENT</w:t>
+        <w:t/>
       </w:r>
       <w:proofErr w:type="gramEnd"/>
       <w:r>
@@ -3538,7 +3538,7 @@
           <w:szCs w:val="14"/>
           <w:lang w:val="fr-FR"/>
         </w:rPr>
-        <w:t>_LOYER_</w:t>
+        <w:t/>
       </w:r>
       <w:proofErr w:type="gramStart"/>
       <w:r>
@@ -3550,7 +3550,7 @@
           <w:szCs w:val="14"/>
           <w:lang w:val="fr-FR"/>
         </w:rPr>
-        <w:t>MENSUEL</w:t>
+        <w:t/>
       </w:r>
       <w:r>
         <w:rPr>
@@ -3561,7 +3561,7 @@
           <w:szCs w:val="14"/>
           <w:lang w:val="fr-FR"/>
         </w:rPr>
-        <w:t xml:space="preserve"> </w:t>
+        <w:t xml:space="preserve"/>
       </w:r>
       <w:r>
         <w:rPr>
@@ -3572,7 +3572,7 @@
           <w:szCs w:val="14"/>
           <w:lang w:val="fr-FR"/>
         </w:rPr>
-        <w:t>}</w:t>
+        <w:t/>
       </w:r>
       <w:proofErr w:type="gramEnd"/>
       <w:r>
@@ -3584,15 +3584,15 @@
           <w:szCs w:val="14"/>
           <w:lang w:val="fr-FR"/>
         </w:rPr>
-        <w:t>} DH</w:t>
-      </w:r>
-      <w:r>
-        <w:rPr>
-          <w:sz w:val="14"/>
-          <w:szCs w:val="14"/>
-          <w:lang w:val="fr-FR"/>
-        </w:rPr>
-        <w:t xml:space="preserve"> par mois, portant le montant annuel à </w:t>
+        <w:t/>
+      </w:r>
+      <w:r>
+        <w:rPr>
+          <w:sz w:val="14"/>
+          <w:szCs w:val="14"/>
+          <w:lang w:val="fr-FR"/>
+        </w:rPr>
+        <w:t xml:space="preserve"/>
       </w:r>
       <w:proofErr w:type="gramStart"/>
       <w:r>
@@ -3604,7 +3604,7 @@
           <w:szCs w:val="14"/>
           <w:lang w:val="fr-FR"/>
         </w:rPr>
-        <w:t>{{</w:t>
+        <w:t/>
       </w:r>
       <w:r>
         <w:rPr>
@@ -3615,7 +3615,7 @@
           <w:szCs w:val="14"/>
           <w:lang w:val="fr-FR"/>
         </w:rPr>
-        <w:t xml:space="preserve"> </w:t>
+        <w:t xml:space="preserve"/>
       </w:r>
       <w:r>
         <w:rPr>
@@ -3626,7 +3626,7 @@
           <w:szCs w:val="14"/>
           <w:lang w:val="fr-FR"/>
         </w:rPr>
-        <w:t>RENOUVELLEMENT</w:t>
+        <w:t/>
       </w:r>
       <w:proofErr w:type="gramEnd"/>
       <w:r>
@@ -3638,7 +3638,7 @@
           <w:szCs w:val="14"/>
           <w:lang w:val="fr-FR"/>
         </w:rPr>
-        <w:t>_LOYER_</w:t>
+        <w:t/>
       </w:r>
       <w:proofErr w:type="gramStart"/>
       <w:r>
@@ -3650,7 +3650,7 @@
           <w:szCs w:val="14"/>
           <w:lang w:val="fr-FR"/>
         </w:rPr>
-        <w:t>ANNUEL</w:t>
+        <w:t/>
       </w:r>
       <w:r>
         <w:rPr>
@@ -3661,7 +3661,7 @@
           <w:szCs w:val="14"/>
           <w:lang w:val="fr-FR"/>
         </w:rPr>
-        <w:t xml:space="preserve"> </w:t>
+        <w:t xml:space="preserve"/>
       </w:r>
       <w:r>
         <w:rPr>
@@ -3672,7 +3672,7 @@
           <w:szCs w:val="14"/>
           <w:lang w:val="fr-FR"/>
         </w:rPr>
-        <w:t>}</w:t>
+        <w:t/>
       </w:r>
       <w:proofErr w:type="gramEnd"/>
       <w:r>
@@ -3684,7 +3684,7 @@
           <w:szCs w:val="14"/>
           <w:lang w:val="fr-FR"/>
         </w:rPr>
-        <w:t>} DH</w:t>
+        <w:t/>
       </w:r>
       <w:r>
         <w:rPr>
@@ -3695,7 +3695,7 @@
           <w:szCs w:val="14"/>
           <w:lang w:val="fr-FR"/>
         </w:rPr>
-        <w:t>.</w:t>
+        <w:t/>
       </w:r>
     </w:p>
     <w:p>
